--- a/test-harness/corpus/A1/replace/after.docx
+++ b/test-harness/corpus/A1/replace/after.docx
@@ -17,13 +17,6 @@
           <w:sz w:val="20"/>
         </w:rPr>
         <w:t xml:space="preserve">XXX</w:t>
-      </w:r>
-      <w:r>
-        <w:rPr>
-          <w:rFonts w:hint="default" w:ascii="Times New Roman" w:hAnsi="Times New Roman" w:eastAsia="Times New Roman" w:cs="Times New Roman"/>
-          <w:sz w:val="20"/>
-        </w:rPr>
-        <w:t xml:space="preserve"> </w:t>
       </w:r>
       <w:r/>
       <w:r/>
